--- a/assignments/Lab 1 .docx
+++ b/assignments/Lab 1 .docx
@@ -27,9 +27,16 @@
           <w:szCs w:val="24"/>
           <w:lang w:val="en-US"/>
         </w:rPr>
-        <w:t>SCIENTIFIC COMPUTING</w:t>
-      </w:r>
-      <w:r>
+        <w:t xml:space="preserve">COMPUTATIONAL FOUNDATIONS FOR BIOMEDICAL ENGINEERING </w:t>
+      </w:r>
+    </w:p>
+    <w:p>
+      <w:pPr>
+        <w:autoSpaceDE w:val="0"/>
+        <w:autoSpaceDN w:val="0"/>
+        <w:adjustRightInd w:val="0"/>
+        <w:spacing w:after="0" w:line="360" w:lineRule="auto"/>
+        <w:jc w:val="center"/>
         <w:rPr>
           <w:rFonts w:ascii="HelveticaNeue-Bold" w:hAnsi="HelveticaNeue-Bold" w:cs="HelveticaNeue-Bold"/>
           <w:b/>
@@ -38,16 +45,8 @@
           <w:szCs w:val="24"/>
           <w:lang w:val="en-US"/>
         </w:rPr>
-        <w:t xml:space="preserve"> – FIRST LAB</w:t>
-      </w:r>
-    </w:p>
-    <w:p>
-      <w:pPr>
-        <w:autoSpaceDE w:val="0"/>
-        <w:autoSpaceDN w:val="0"/>
-        <w:adjustRightInd w:val="0"/>
-        <w:spacing w:after="0" w:line="360" w:lineRule="auto"/>
-        <w:jc w:val="center"/>
+      </w:pPr>
+      <w:r>
         <w:rPr>
           <w:rFonts w:ascii="HelveticaNeue-Bold" w:hAnsi="HelveticaNeue-Bold" w:cs="HelveticaNeue-Bold"/>
           <w:b/>
@@ -56,8 +55,16 @@
           <w:szCs w:val="24"/>
           <w:lang w:val="en-US"/>
         </w:rPr>
-      </w:pPr>
-      <w:r>
+        <w:t>FIRST LAB</w:t>
+      </w:r>
+    </w:p>
+    <w:p>
+      <w:pPr>
+        <w:autoSpaceDE w:val="0"/>
+        <w:autoSpaceDN w:val="0"/>
+        <w:adjustRightInd w:val="0"/>
+        <w:spacing w:after="0" w:line="360" w:lineRule="auto"/>
+        <w:jc w:val="center"/>
         <w:rPr>
           <w:rFonts w:ascii="HelveticaNeue-Bold" w:hAnsi="HelveticaNeue-Bold" w:cs="HelveticaNeue-Bold"/>
           <w:b/>
@@ -66,16 +73,8 @@
           <w:szCs w:val="24"/>
           <w:lang w:val="en-US"/>
         </w:rPr>
-        <w:t>Prof. Sebastián Roldán Vasco</w:t>
-      </w:r>
-    </w:p>
-    <w:p>
-      <w:pPr>
-        <w:autoSpaceDE w:val="0"/>
-        <w:autoSpaceDN w:val="0"/>
-        <w:adjustRightInd w:val="0"/>
-        <w:spacing w:after="0" w:line="360" w:lineRule="auto"/>
-        <w:jc w:val="center"/>
+      </w:pPr>
+      <w:r>
         <w:rPr>
           <w:rFonts w:ascii="HelveticaNeue-Bold" w:hAnsi="HelveticaNeue-Bold" w:cs="HelveticaNeue-Bold"/>
           <w:b/>
@@ -84,8 +83,16 @@
           <w:szCs w:val="24"/>
           <w:lang w:val="en-US"/>
         </w:rPr>
-      </w:pPr>
-      <w:r>
+        <w:t>Prof. Sebastián Roldán Vasco</w:t>
+      </w:r>
+    </w:p>
+    <w:p>
+      <w:pPr>
+        <w:autoSpaceDE w:val="0"/>
+        <w:autoSpaceDN w:val="0"/>
+        <w:adjustRightInd w:val="0"/>
+        <w:spacing w:after="0" w:line="360" w:lineRule="auto"/>
+        <w:jc w:val="center"/>
         <w:rPr>
           <w:rFonts w:ascii="HelveticaNeue-Bold" w:hAnsi="HelveticaNeue-Bold" w:cs="HelveticaNeue-Bold"/>
           <w:b/>
@@ -94,8 +101,7 @@
           <w:szCs w:val="24"/>
           <w:lang w:val="en-US"/>
         </w:rPr>
-        <w:t xml:space="preserve">MASTER IN </w:t>
-      </w:r>
+      </w:pPr>
       <w:r>
         <w:rPr>
           <w:rFonts w:ascii="HelveticaNeue-Bold" w:hAnsi="HelveticaNeue-Bold" w:cs="HelveticaNeue-Bold"/>
@@ -105,9 +111,16 @@
           <w:szCs w:val="24"/>
           <w:lang w:val="en-US"/>
         </w:rPr>
-        <w:t>METROLOGY</w:t>
-      </w:r>
-      <w:r>
+        <w:t>MASTER IN BIOMEDICAL ENGINEERING</w:t>
+      </w:r>
+    </w:p>
+    <w:p>
+      <w:pPr>
+        <w:autoSpaceDE w:val="0"/>
+        <w:autoSpaceDN w:val="0"/>
+        <w:adjustRightInd w:val="0"/>
+        <w:spacing w:after="0" w:line="360" w:lineRule="auto"/>
+        <w:jc w:val="center"/>
         <w:rPr>
           <w:rFonts w:ascii="HelveticaNeue-Bold" w:hAnsi="HelveticaNeue-Bold" w:cs="HelveticaNeue-Bold"/>
           <w:b/>
@@ -116,16 +129,58 @@
           <w:szCs w:val="24"/>
           <w:lang w:val="en-US"/>
         </w:rPr>
-        <w:t xml:space="preserve"> / MASTER IN BIOMEDICAL ENGINEERING</w:t>
-      </w:r>
-    </w:p>
-    <w:p>
-      <w:pPr>
-        <w:autoSpaceDE w:val="0"/>
-        <w:autoSpaceDN w:val="0"/>
-        <w:adjustRightInd w:val="0"/>
-        <w:spacing w:after="0" w:line="360" w:lineRule="auto"/>
-        <w:jc w:val="center"/>
+      </w:pPr>
+    </w:p>
+    <w:p>
+      <w:pPr>
+        <w:autoSpaceDE w:val="0"/>
+        <w:autoSpaceDN w:val="0"/>
+        <w:adjustRightInd w:val="0"/>
+        <w:spacing w:after="0" w:line="360" w:lineRule="auto"/>
+        <w:jc w:val="both"/>
+        <w:rPr>
+          <w:rFonts w:ascii="Arial" w:hAnsi="Arial" w:cs="Arial"/>
+          <w:sz w:val="24"/>
+          <w:szCs w:val="24"/>
+          <w:lang w:val="en-US"/>
+        </w:rPr>
+      </w:pPr>
+      <w:r>
+        <w:rPr>
+          <w:rFonts w:ascii="Arial" w:hAnsi="Arial" w:cs="Arial"/>
+          <w:sz w:val="24"/>
+          <w:szCs w:val="24"/>
+          <w:lang w:val="en-US"/>
+        </w:rPr>
+        <w:t xml:space="preserve">Dear student, </w:t>
+      </w:r>
+      <w:r>
+        <w:rPr>
+          <w:rFonts w:ascii="Arial" w:hAnsi="Arial" w:cs="Arial"/>
+          <w:sz w:val="24"/>
+          <w:szCs w:val="24"/>
+          <w:u w:val="single"/>
+          <w:lang w:val="en-US"/>
+        </w:rPr>
+        <w:t>read the following instructions carefully</w:t>
+      </w:r>
+      <w:r>
+        <w:rPr>
+          <w:rFonts w:ascii="Arial" w:hAnsi="Arial" w:cs="Arial"/>
+          <w:sz w:val="24"/>
+          <w:szCs w:val="24"/>
+          <w:lang w:val="en-US"/>
+        </w:rPr>
+        <w:t>. Your grade will depend on their fulfillment.</w:t>
+      </w:r>
+    </w:p>
+    <w:p>
+      <w:pPr>
+        <w:autoSpaceDE w:val="0"/>
+        <w:autoSpaceDN w:val="0"/>
+        <w:adjustRightInd w:val="0"/>
+        <w:spacing w:after="0" w:line="360" w:lineRule="auto"/>
+        <w:jc w:val="both"/>
         <w:rPr>
           <w:rFonts w:ascii="HelveticaNeue-Bold" w:hAnsi="HelveticaNeue-Bold" w:cs="HelveticaNeue-Bold"/>
           <w:b/>
@@ -144,140 +199,6 @@
         <w:spacing w:after="0" w:line="360" w:lineRule="auto"/>
         <w:jc w:val="both"/>
         <w:rPr>
-          <w:rFonts w:ascii="Arial" w:hAnsi="Arial" w:cs="Arial"/>
-          <w:sz w:val="24"/>
-          <w:szCs w:val="24"/>
-          <w:u w:val="single"/>
-          <w:lang w:val="en-US"/>
-        </w:rPr>
-      </w:pPr>
-      <w:r>
-        <w:rPr>
-          <w:rFonts w:ascii="Arial" w:hAnsi="Arial" w:cs="Arial"/>
-          <w:sz w:val="24"/>
-          <w:szCs w:val="24"/>
-          <w:u w:val="single"/>
-          <w:lang w:val="en-US"/>
-        </w:rPr>
-        <w:t xml:space="preserve">Deadline: </w:t>
-      </w:r>
-      <w:r>
-        <w:rPr>
-          <w:rFonts w:ascii="Arial" w:hAnsi="Arial" w:cs="Arial"/>
-          <w:sz w:val="24"/>
-          <w:szCs w:val="24"/>
-          <w:u w:val="single"/>
-          <w:lang w:val="en-US"/>
-        </w:rPr>
-        <w:t>September</w:t>
-      </w:r>
-      <w:r>
-        <w:rPr>
-          <w:rFonts w:ascii="Arial" w:hAnsi="Arial" w:cs="Arial"/>
-          <w:sz w:val="24"/>
-          <w:szCs w:val="24"/>
-          <w:u w:val="single"/>
-          <w:lang w:val="en-US"/>
-        </w:rPr>
-        <w:t xml:space="preserve"> </w:t>
-      </w:r>
-      <w:r>
-        <w:rPr>
-          <w:rFonts w:ascii="Arial" w:hAnsi="Arial" w:cs="Arial"/>
-          <w:sz w:val="24"/>
-          <w:szCs w:val="24"/>
-          <w:u w:val="single"/>
-          <w:lang w:val="en-US"/>
-        </w:rPr>
-        <w:t>1</w:t>
-      </w:r>
-      <w:r>
-        <w:rPr>
-          <w:rFonts w:ascii="Arial" w:hAnsi="Arial" w:cs="Arial"/>
-          <w:sz w:val="24"/>
-          <w:szCs w:val="24"/>
-          <w:u w:val="single"/>
-          <w:lang w:val="en-US"/>
-        </w:rPr>
-        <w:t>8</w:t>
-      </w:r>
-      <w:r>
-        <w:rPr>
-          <w:rFonts w:ascii="Arial" w:hAnsi="Arial" w:cs="Arial"/>
-          <w:sz w:val="24"/>
-          <w:szCs w:val="24"/>
-          <w:u w:val="single"/>
-          <w:lang w:val="en-US"/>
-        </w:rPr>
-        <w:t>, 2025</w:t>
-      </w:r>
-    </w:p>
-    <w:p>
-      <w:pPr>
-        <w:autoSpaceDE w:val="0"/>
-        <w:autoSpaceDN w:val="0"/>
-        <w:adjustRightInd w:val="0"/>
-        <w:spacing w:after="0" w:line="360" w:lineRule="auto"/>
-        <w:jc w:val="both"/>
-        <w:rPr>
-          <w:rFonts w:ascii="Arial" w:hAnsi="Arial" w:cs="Arial"/>
-          <w:sz w:val="24"/>
-          <w:szCs w:val="24"/>
-          <w:lang w:val="en-US"/>
-        </w:rPr>
-      </w:pPr>
-    </w:p>
-    <w:p>
-      <w:pPr>
-        <w:autoSpaceDE w:val="0"/>
-        <w:autoSpaceDN w:val="0"/>
-        <w:adjustRightInd w:val="0"/>
-        <w:spacing w:after="0" w:line="360" w:lineRule="auto"/>
-        <w:jc w:val="both"/>
-        <w:rPr>
-          <w:rFonts w:ascii="Arial" w:hAnsi="Arial" w:cs="Arial"/>
-          <w:sz w:val="24"/>
-          <w:szCs w:val="24"/>
-          <w:lang w:val="en-US"/>
-        </w:rPr>
-      </w:pPr>
-      <w:r>
-        <w:rPr>
-          <w:rFonts w:ascii="Arial" w:hAnsi="Arial" w:cs="Arial"/>
-          <w:sz w:val="24"/>
-          <w:szCs w:val="24"/>
-          <w:lang w:val="en-US"/>
-        </w:rPr>
-        <w:t xml:space="preserve">Dear student, </w:t>
-      </w:r>
-      <w:r>
-        <w:rPr>
-          <w:rFonts w:ascii="Arial" w:hAnsi="Arial" w:cs="Arial"/>
-          <w:sz w:val="24"/>
-          <w:szCs w:val="24"/>
-          <w:u w:val="single"/>
-          <w:lang w:val="en-US"/>
-        </w:rPr>
-        <w:t>read the following instructions carefully</w:t>
-      </w:r>
-      <w:r>
-        <w:rPr>
-          <w:rFonts w:ascii="Arial" w:hAnsi="Arial" w:cs="Arial"/>
-          <w:sz w:val="24"/>
-          <w:szCs w:val="24"/>
-          <w:lang w:val="en-US"/>
-        </w:rPr>
-        <w:t>. Your grade will depend on their fulfillment.</w:t>
-      </w:r>
-    </w:p>
-    <w:p>
-      <w:pPr>
-        <w:autoSpaceDE w:val="0"/>
-        <w:autoSpaceDN w:val="0"/>
-        <w:adjustRightInd w:val="0"/>
-        <w:spacing w:after="0" w:line="360" w:lineRule="auto"/>
-        <w:jc w:val="both"/>
-        <w:rPr>
           <w:rFonts w:ascii="HelveticaNeue-Bold" w:hAnsi="HelveticaNeue-Bold" w:cs="HelveticaNeue-Bold"/>
           <w:b/>
           <w:bCs/>
@@ -286,14 +207,7 @@
           <w:lang w:val="en-US"/>
         </w:rPr>
       </w:pPr>
-    </w:p>
-    <w:p>
-      <w:pPr>
-        <w:autoSpaceDE w:val="0"/>
-        <w:autoSpaceDN w:val="0"/>
-        <w:adjustRightInd w:val="0"/>
-        <w:spacing w:after="0" w:line="360" w:lineRule="auto"/>
-        <w:jc w:val="both"/>
+      <w:r>
         <w:rPr>
           <w:rFonts w:ascii="HelveticaNeue-Bold" w:hAnsi="HelveticaNeue-Bold" w:cs="HelveticaNeue-Bold"/>
           <w:b/>
@@ -302,7 +216,8 @@
           <w:szCs w:val="24"/>
           <w:lang w:val="en-US"/>
         </w:rPr>
-      </w:pPr>
+        <w:t>GRADED WORK</w:t>
+      </w:r>
       <w:r>
         <w:rPr>
           <w:rFonts w:ascii="HelveticaNeue-Bold" w:hAnsi="HelveticaNeue-Bold" w:cs="HelveticaNeue-Bold"/>
@@ -312,23 +227,12 @@
           <w:szCs w:val="24"/>
           <w:lang w:val="en-US"/>
         </w:rPr>
-        <w:t>GRADED WORK</w:t>
-      </w:r>
-      <w:r>
-        <w:rPr>
-          <w:rFonts w:ascii="HelveticaNeue-Bold" w:hAnsi="HelveticaNeue-Bold" w:cs="HelveticaNeue-Bold"/>
-          <w:b/>
-          <w:bCs/>
-          <w:sz w:val="24"/>
-          <w:szCs w:val="24"/>
-          <w:lang w:val="en-US"/>
-        </w:rPr>
         <w:t>:</w:t>
       </w:r>
     </w:p>
     <w:p>
       <w:pPr>
-        <w:pStyle w:val="Prrafodelista"/>
+        <w:pStyle w:val="ListParagraph"/>
         <w:numPr>
           <w:ilvl w:val="0"/>
           <w:numId w:val="2"/>
@@ -354,40 +258,11 @@
           <w:szCs w:val="24"/>
           <w:lang w:val="en-US"/>
         </w:rPr>
-        <w:t xml:space="preserve">Written report in a </w:t>
-      </w:r>
-      <w:proofErr w:type="spellStart"/>
-      <w:r>
-        <w:rPr>
-          <w:rFonts w:ascii="HelveticaNeue-Bold" w:hAnsi="HelveticaNeue-Bold" w:cs="HelveticaNeue-Bold"/>
-          <w:sz w:val="24"/>
-          <w:szCs w:val="24"/>
-          <w:lang w:val="en-US"/>
-        </w:rPr>
-        <w:t>Jupyter</w:t>
-      </w:r>
-      <w:proofErr w:type="spellEnd"/>
-      <w:r>
-        <w:rPr>
-          <w:rFonts w:ascii="HelveticaNeue-Bold" w:hAnsi="HelveticaNeue-Bold" w:cs="HelveticaNeue-Bold"/>
-          <w:sz w:val="24"/>
-          <w:szCs w:val="24"/>
-          <w:lang w:val="en-US"/>
-        </w:rPr>
-        <w:t xml:space="preserve"> Noteboo</w:t>
-      </w:r>
-      <w:r>
-        <w:rPr>
-          <w:rFonts w:ascii="HelveticaNeue-Bold" w:hAnsi="HelveticaNeue-Bold" w:cs="HelveticaNeue-Bold"/>
-          <w:sz w:val="24"/>
-          <w:szCs w:val="24"/>
-          <w:lang w:val="en-US"/>
-        </w:rPr>
-        <w:t>k</w:t>
-      </w:r>
-      <w:r>
-        <w:rPr>
-          <w:rStyle w:val="Refdenotaalpie"/>
+        <w:t>Written report in a Jupyter Notebook</w:t>
+      </w:r>
+      <w:r>
+        <w:rPr>
+          <w:rStyle w:val="FootnoteReference"/>
           <w:rFonts w:ascii="HelveticaNeue-Bold" w:hAnsi="HelveticaNeue-Bold" w:cs="HelveticaNeue-Bold"/>
           <w:sz w:val="24"/>
           <w:szCs w:val="24"/>
@@ -402,25 +277,7 @@
           <w:szCs w:val="24"/>
           <w:lang w:val="en-US"/>
         </w:rPr>
-        <w:t xml:space="preserve"> </w:t>
-      </w:r>
-      <w:r>
-        <w:rPr>
-          <w:rFonts w:ascii="HelveticaNeue-Bold" w:hAnsi="HelveticaNeue-Bold" w:cs="HelveticaNeue-Bold"/>
-          <w:sz w:val="24"/>
-          <w:szCs w:val="24"/>
-          <w:lang w:val="en-US"/>
-        </w:rPr>
-        <w:t xml:space="preserve">uploaded to </w:t>
-      </w:r>
-      <w:r>
-        <w:rPr>
-          <w:rFonts w:ascii="HelveticaNeue-Bold" w:hAnsi="HelveticaNeue-Bold" w:cs="HelveticaNeue-Bold"/>
-          <w:sz w:val="24"/>
-          <w:szCs w:val="24"/>
-          <w:lang w:val="en-US"/>
-        </w:rPr>
-        <w:t xml:space="preserve">a </w:t>
+        <w:t xml:space="preserve"> uploaded to a </w:t>
       </w:r>
       <w:r>
         <w:rPr>
@@ -434,7 +291,7 @@
     </w:p>
     <w:p>
       <w:pPr>
-        <w:pStyle w:val="Prrafodelista"/>
+        <w:pStyle w:val="ListParagraph"/>
         <w:numPr>
           <w:ilvl w:val="0"/>
           <w:numId w:val="2"/>
@@ -460,39 +317,21 @@
           <w:szCs w:val="24"/>
           <w:lang w:val="en-US"/>
         </w:rPr>
-        <w:t>Data, scripts and functions would be self-contained in the notebook</w:t>
-      </w:r>
-      <w:r>
-        <w:rPr>
-          <w:rFonts w:ascii="HelveticaNeue-Bold" w:hAnsi="HelveticaNeue-Bold" w:cs="HelveticaNeue-Bold"/>
-          <w:sz w:val="24"/>
-          <w:szCs w:val="24"/>
-          <w:lang w:val="en-US"/>
-        </w:rPr>
-        <w:t>, i.e. without requiring external dependencies</w:t>
-      </w:r>
-      <w:r>
-        <w:rPr>
-          <w:rFonts w:ascii="HelveticaNeue-Bold" w:hAnsi="HelveticaNeue-Bold" w:cs="HelveticaNeue-Bold"/>
-          <w:sz w:val="24"/>
-          <w:szCs w:val="24"/>
-          <w:lang w:val="en-US"/>
-        </w:rPr>
-        <w:t xml:space="preserve"> or paths</w:t>
-      </w:r>
-      <w:r>
-        <w:rPr>
-          <w:rFonts w:ascii="HelveticaNeue-Bold" w:hAnsi="HelveticaNeue-Bold" w:cs="HelveticaNeue-Bold"/>
-          <w:sz w:val="24"/>
-          <w:szCs w:val="24"/>
-          <w:lang w:val="en-US"/>
-        </w:rPr>
-        <w:t>, additional configurations, or missing components</w:t>
-      </w:r>
-    </w:p>
-    <w:p>
-      <w:pPr>
-        <w:pStyle w:val="Prrafodelista"/>
+        <w:t>Data, scripts and functions would be self-contained in the notebook, i.e. without requiring external dependencies or paths, additional configurations, or missing components</w:t>
+      </w:r>
+      <w:r>
+        <w:rPr>
+          <w:rFonts w:ascii="HelveticaNeue-Bold" w:hAnsi="HelveticaNeue-Bold" w:cs="HelveticaNeue-Bold"/>
+          <w:sz w:val="24"/>
+          <w:szCs w:val="24"/>
+          <w:lang w:val="en-US"/>
+        </w:rPr>
+        <w:t>.</w:t>
+      </w:r>
+    </w:p>
+    <w:p>
+      <w:pPr>
+        <w:pStyle w:val="ListParagraph"/>
         <w:numPr>
           <w:ilvl w:val="0"/>
           <w:numId w:val="2"/>
@@ -518,14 +357,299 @@
         </w:rPr>
         <w:t>The work must be written entirely in English</w:t>
       </w:r>
-    </w:p>
-    <w:p>
-      <w:pPr>
-        <w:autoSpaceDE w:val="0"/>
-        <w:autoSpaceDN w:val="0"/>
-        <w:adjustRightInd w:val="0"/>
-        <w:spacing w:after="0" w:line="360" w:lineRule="auto"/>
-        <w:jc w:val="both"/>
+      <w:r>
+        <w:rPr>
+          <w:rFonts w:ascii="HelveticaNeue-Bold" w:hAnsi="HelveticaNeue-Bold" w:cs="HelveticaNeue-Bold"/>
+          <w:sz w:val="24"/>
+          <w:szCs w:val="24"/>
+          <w:lang w:val="en-US"/>
+        </w:rPr>
+        <w:t>.</w:t>
+      </w:r>
+    </w:p>
+    <w:p>
+      <w:pPr>
+        <w:pStyle w:val="ListParagraph"/>
+        <w:numPr>
+          <w:ilvl w:val="0"/>
+          <w:numId w:val="2"/>
+        </w:numPr>
+        <w:autoSpaceDE w:val="0"/>
+        <w:autoSpaceDN w:val="0"/>
+        <w:adjustRightInd w:val="0"/>
+        <w:spacing w:after="0" w:line="360" w:lineRule="auto"/>
+        <w:jc w:val="both"/>
+        <w:rPr>
+          <w:rFonts w:ascii="HelveticaNeue-Bold" w:hAnsi="HelveticaNeue-Bold" w:cs="HelveticaNeue-Bold"/>
+          <w:sz w:val="24"/>
+          <w:szCs w:val="24"/>
+          <w:lang w:val="en-US"/>
+        </w:rPr>
+      </w:pPr>
+      <w:r>
+        <w:rPr>
+          <w:rFonts w:ascii="HelveticaNeue-Bold" w:hAnsi="HelveticaNeue-Bold" w:cs="HelveticaNeue-Bold"/>
+          <w:sz w:val="24"/>
+          <w:szCs w:val="24"/>
+          <w:lang w:val="en-US"/>
+        </w:rPr>
+        <w:t>The notebook must be divided into sections with the same name as called in the activity items (see below the underlined text in the ACTIVITY section). Otherwise, a downgrade of 0.5 will be applied.</w:t>
+      </w:r>
+    </w:p>
+    <w:p>
+      <w:pPr>
+        <w:pStyle w:val="ListParagraph"/>
+        <w:numPr>
+          <w:ilvl w:val="0"/>
+          <w:numId w:val="2"/>
+        </w:numPr>
+        <w:autoSpaceDE w:val="0"/>
+        <w:autoSpaceDN w:val="0"/>
+        <w:adjustRightInd w:val="0"/>
+        <w:spacing w:after="0" w:line="360" w:lineRule="auto"/>
+        <w:jc w:val="both"/>
+        <w:rPr>
+          <w:rFonts w:ascii="HelveticaNeue-Bold" w:hAnsi="HelveticaNeue-Bold" w:cs="HelveticaNeue-Bold"/>
+          <w:sz w:val="24"/>
+          <w:szCs w:val="24"/>
+          <w:lang w:val="en-US"/>
+        </w:rPr>
+      </w:pPr>
+      <w:r>
+        <w:rPr>
+          <w:rFonts w:ascii="HelveticaNeue-Bold" w:hAnsi="HelveticaNeue-Bold" w:cs="HelveticaNeue-Bold"/>
+          <w:sz w:val="24"/>
+          <w:szCs w:val="24"/>
+          <w:lang w:val="en-US"/>
+        </w:rPr>
+        <w:t xml:space="preserve">AI models declaration: </w:t>
+      </w:r>
+      <w:r>
+        <w:rPr>
+          <w:rFonts w:ascii="HelveticaNeue-Bold" w:hAnsi="HelveticaNeue-Bold" w:cs="HelveticaNeue-Bold"/>
+          <w:sz w:val="24"/>
+          <w:szCs w:val="24"/>
+          <w:lang w:val="en-US"/>
+        </w:rPr>
+        <w:t xml:space="preserve">Students may use AI-based tools (e.g., ChatGPT, Copilot, Claude, or similar </w:t>
+      </w:r>
+      <w:r>
+        <w:rPr>
+          <w:rFonts w:ascii="HelveticaNeue-Bold" w:hAnsi="HelveticaNeue-Bold" w:cs="HelveticaNeue-Bold"/>
+          <w:sz w:val="24"/>
+          <w:szCs w:val="24"/>
+          <w:lang w:val="en-US"/>
+        </w:rPr>
+        <w:t>large language models</w:t>
+      </w:r>
+      <w:r>
+        <w:rPr>
+          <w:rFonts w:ascii="HelveticaNeue-Bold" w:hAnsi="HelveticaNeue-Bold" w:cs="HelveticaNeue-Bold"/>
+          <w:sz w:val="24"/>
+          <w:szCs w:val="24"/>
+          <w:lang w:val="en-US"/>
+        </w:rPr>
+        <w:t>) as development assistance when preparing the notebook. Acceptable uses include:</w:t>
+      </w:r>
+    </w:p>
+    <w:p>
+      <w:pPr>
+        <w:pStyle w:val="ListParagraph"/>
+        <w:numPr>
+          <w:ilvl w:val="1"/>
+          <w:numId w:val="2"/>
+        </w:numPr>
+        <w:autoSpaceDE w:val="0"/>
+        <w:autoSpaceDN w:val="0"/>
+        <w:adjustRightInd w:val="0"/>
+        <w:spacing w:after="0" w:line="360" w:lineRule="auto"/>
+        <w:jc w:val="both"/>
+        <w:rPr>
+          <w:rFonts w:ascii="HelveticaNeue-Bold" w:hAnsi="HelveticaNeue-Bold" w:cs="HelveticaNeue-Bold"/>
+          <w:sz w:val="24"/>
+          <w:szCs w:val="24"/>
+          <w:lang w:val="en-US"/>
+        </w:rPr>
+      </w:pPr>
+      <w:r>
+        <w:rPr>
+          <w:rFonts w:ascii="HelveticaNeue-Bold" w:hAnsi="HelveticaNeue-Bold" w:cs="HelveticaNeue-Bold"/>
+          <w:sz w:val="24"/>
+          <w:szCs w:val="24"/>
+          <w:lang w:val="en-US"/>
+        </w:rPr>
+        <w:t>Explaining programming concepts or Python syntax.</w:t>
+      </w:r>
+    </w:p>
+    <w:p>
+      <w:pPr>
+        <w:pStyle w:val="ListParagraph"/>
+        <w:numPr>
+          <w:ilvl w:val="1"/>
+          <w:numId w:val="2"/>
+        </w:numPr>
+        <w:autoSpaceDE w:val="0"/>
+        <w:autoSpaceDN w:val="0"/>
+        <w:adjustRightInd w:val="0"/>
+        <w:spacing w:after="0" w:line="360" w:lineRule="auto"/>
+        <w:jc w:val="both"/>
+        <w:rPr>
+          <w:rFonts w:ascii="HelveticaNeue-Bold" w:hAnsi="HelveticaNeue-Bold" w:cs="HelveticaNeue-Bold"/>
+          <w:sz w:val="24"/>
+          <w:szCs w:val="24"/>
+          <w:lang w:val="en-US"/>
+        </w:rPr>
+      </w:pPr>
+      <w:r>
+        <w:rPr>
+          <w:rFonts w:ascii="HelveticaNeue-Bold" w:hAnsi="HelveticaNeue-Bold" w:cs="HelveticaNeue-Bold"/>
+          <w:sz w:val="24"/>
+          <w:szCs w:val="24"/>
+          <w:lang w:val="en-US"/>
+        </w:rPr>
+        <w:t>Suggesting alternative implementations or debugging strategies.</w:t>
+      </w:r>
+    </w:p>
+    <w:p>
+      <w:pPr>
+        <w:pStyle w:val="ListParagraph"/>
+        <w:numPr>
+          <w:ilvl w:val="1"/>
+          <w:numId w:val="2"/>
+        </w:numPr>
+        <w:autoSpaceDE w:val="0"/>
+        <w:autoSpaceDN w:val="0"/>
+        <w:adjustRightInd w:val="0"/>
+        <w:spacing w:after="0" w:line="360" w:lineRule="auto"/>
+        <w:jc w:val="both"/>
+        <w:rPr>
+          <w:rFonts w:ascii="HelveticaNeue-Bold" w:hAnsi="HelveticaNeue-Bold" w:cs="HelveticaNeue-Bold"/>
+          <w:sz w:val="24"/>
+          <w:szCs w:val="24"/>
+          <w:lang w:val="en-US"/>
+        </w:rPr>
+      </w:pPr>
+      <w:r>
+        <w:rPr>
+          <w:rFonts w:ascii="HelveticaNeue-Bold" w:hAnsi="HelveticaNeue-Bold" w:cs="HelveticaNeue-Bold"/>
+          <w:sz w:val="24"/>
+          <w:szCs w:val="24"/>
+          <w:lang w:val="en-US"/>
+        </w:rPr>
+        <w:t>Identifying potential errors in code.</w:t>
+      </w:r>
+    </w:p>
+    <w:p>
+      <w:pPr>
+        <w:pStyle w:val="ListParagraph"/>
+        <w:numPr>
+          <w:ilvl w:val="1"/>
+          <w:numId w:val="2"/>
+        </w:numPr>
+        <w:autoSpaceDE w:val="0"/>
+        <w:autoSpaceDN w:val="0"/>
+        <w:adjustRightInd w:val="0"/>
+        <w:spacing w:after="0" w:line="360" w:lineRule="auto"/>
+        <w:jc w:val="both"/>
+        <w:rPr>
+          <w:rFonts w:ascii="HelveticaNeue-Bold" w:hAnsi="HelveticaNeue-Bold" w:cs="HelveticaNeue-Bold"/>
+          <w:sz w:val="24"/>
+          <w:szCs w:val="24"/>
+          <w:lang w:val="en-US"/>
+        </w:rPr>
+      </w:pPr>
+      <w:r>
+        <w:rPr>
+          <w:rFonts w:ascii="HelveticaNeue-Bold" w:hAnsi="HelveticaNeue-Bold" w:cs="HelveticaNeue-Bold"/>
+          <w:sz w:val="24"/>
+          <w:szCs w:val="24"/>
+          <w:lang w:val="en-US"/>
+        </w:rPr>
+        <w:t>Improving code readability, documentation, or structure.</w:t>
+      </w:r>
+    </w:p>
+    <w:p>
+      <w:pPr>
+        <w:pStyle w:val="ListParagraph"/>
+        <w:numPr>
+          <w:ilvl w:val="1"/>
+          <w:numId w:val="2"/>
+        </w:numPr>
+        <w:autoSpaceDE w:val="0"/>
+        <w:autoSpaceDN w:val="0"/>
+        <w:adjustRightInd w:val="0"/>
+        <w:spacing w:after="0" w:line="360" w:lineRule="auto"/>
+        <w:jc w:val="both"/>
+        <w:rPr>
+          <w:rFonts w:ascii="HelveticaNeue-Bold" w:hAnsi="HelveticaNeue-Bold" w:cs="HelveticaNeue-Bold"/>
+          <w:sz w:val="24"/>
+          <w:szCs w:val="24"/>
+          <w:lang w:val="en-US"/>
+        </w:rPr>
+      </w:pPr>
+      <w:r>
+        <w:rPr>
+          <w:rFonts w:ascii="HelveticaNeue-Bold" w:hAnsi="HelveticaNeue-Bold" w:cs="HelveticaNeue-Bold"/>
+          <w:sz w:val="24"/>
+          <w:szCs w:val="24"/>
+          <w:lang w:val="en-US"/>
+        </w:rPr>
+        <w:t>Providing suggestions for data analysis or visualization approaches.</w:t>
+      </w:r>
+    </w:p>
+    <w:p>
+      <w:pPr>
+        <w:autoSpaceDE w:val="0"/>
+        <w:autoSpaceDN w:val="0"/>
+        <w:adjustRightInd w:val="0"/>
+        <w:spacing w:after="0" w:line="360" w:lineRule="auto"/>
+        <w:ind w:left="720"/>
+        <w:jc w:val="both"/>
+        <w:rPr>
+          <w:rFonts w:ascii="HelveticaNeue-Bold" w:hAnsi="HelveticaNeue-Bold" w:cs="HelveticaNeue-Bold"/>
+          <w:sz w:val="24"/>
+          <w:szCs w:val="24"/>
+          <w:lang w:val="en-US"/>
+        </w:rPr>
+      </w:pPr>
+      <w:r>
+        <w:rPr>
+          <w:rFonts w:ascii="HelveticaNeue-Bold" w:hAnsi="HelveticaNeue-Bold" w:cs="HelveticaNeue-Bold"/>
+          <w:sz w:val="24"/>
+          <w:szCs w:val="24"/>
+          <w:lang w:val="en-US"/>
+        </w:rPr>
+        <w:t>However, students are responsible for understanding, verifying, and being able to explain all code submitted. AI-generated code must not be used without critical evaluation and appropriate modification when necessary.</w:t>
+      </w:r>
+      <w:r>
+        <w:rPr>
+          <w:rFonts w:ascii="HelveticaNeue-Bold" w:hAnsi="HelveticaNeue-Bold" w:cs="HelveticaNeue-Bold"/>
+          <w:sz w:val="24"/>
+          <w:szCs w:val="24"/>
+          <w:lang w:val="en-US"/>
+        </w:rPr>
+        <w:t xml:space="preserve"> In </w:t>
+      </w:r>
+      <w:r>
+        <w:rPr>
+          <w:rFonts w:ascii="HelveticaNeue-Bold" w:hAnsi="HelveticaNeue-Bold" w:cs="HelveticaNeue-Bold"/>
+          <w:sz w:val="24"/>
+          <w:szCs w:val="24"/>
+          <w:lang w:val="en-US"/>
+        </w:rPr>
+        <w:lastRenderedPageBreak/>
+        <w:t>this way, s</w:t>
+      </w:r>
+      <w:r>
+        <w:rPr>
+          <w:rFonts w:ascii="HelveticaNeue-Bold" w:hAnsi="HelveticaNeue-Bold" w:cs="HelveticaNeue-Bold"/>
+          <w:sz w:val="24"/>
+          <w:szCs w:val="24"/>
+          <w:lang w:val="en-US"/>
+        </w:rPr>
+        <w:t xml:space="preserve">tudents must include an </w:t>
+      </w:r>
+      <w:r>
         <w:rPr>
           <w:rFonts w:ascii="HelveticaNeue-Bold" w:hAnsi="HelveticaNeue-Bold" w:cs="HelveticaNeue-Bold"/>
           <w:b/>
@@ -534,7 +658,129 @@
           <w:szCs w:val="24"/>
           <w:lang w:val="en-US"/>
         </w:rPr>
-      </w:pPr>
+        <w:t>AI Use Declaration</w:t>
+      </w:r>
+      <w:r>
+        <w:rPr>
+          <w:rFonts w:ascii="HelveticaNeue-Bold" w:hAnsi="HelveticaNeue-Bold" w:cs="HelveticaNeue-Bold"/>
+          <w:sz w:val="24"/>
+          <w:szCs w:val="24"/>
+          <w:lang w:val="en-US"/>
+        </w:rPr>
+        <w:t xml:space="preserve"> at the end of the notebook specifying:</w:t>
+      </w:r>
+    </w:p>
+    <w:p>
+      <w:pPr>
+        <w:pStyle w:val="ListParagraph"/>
+        <w:numPr>
+          <w:ilvl w:val="1"/>
+          <w:numId w:val="2"/>
+        </w:numPr>
+        <w:autoSpaceDE w:val="0"/>
+        <w:autoSpaceDN w:val="0"/>
+        <w:adjustRightInd w:val="0"/>
+        <w:spacing w:after="0" w:line="360" w:lineRule="auto"/>
+        <w:jc w:val="both"/>
+        <w:rPr>
+          <w:rFonts w:ascii="HelveticaNeue-Bold" w:hAnsi="HelveticaNeue-Bold" w:cs="HelveticaNeue-Bold"/>
+          <w:sz w:val="24"/>
+          <w:szCs w:val="24"/>
+          <w:lang w:val="en-US"/>
+        </w:rPr>
+      </w:pPr>
+      <w:r>
+        <w:rPr>
+          <w:rFonts w:ascii="HelveticaNeue-Bold" w:hAnsi="HelveticaNeue-Bold" w:cs="HelveticaNeue-Bold"/>
+          <w:sz w:val="24"/>
+          <w:szCs w:val="24"/>
+          <w:lang w:val="en-US"/>
+        </w:rPr>
+        <w:t>The AI tool(s) used.</w:t>
+      </w:r>
+    </w:p>
+    <w:p>
+      <w:pPr>
+        <w:pStyle w:val="ListParagraph"/>
+        <w:numPr>
+          <w:ilvl w:val="1"/>
+          <w:numId w:val="2"/>
+        </w:numPr>
+        <w:autoSpaceDE w:val="0"/>
+        <w:autoSpaceDN w:val="0"/>
+        <w:adjustRightInd w:val="0"/>
+        <w:spacing w:after="0" w:line="360" w:lineRule="auto"/>
+        <w:jc w:val="both"/>
+        <w:rPr>
+          <w:rFonts w:ascii="HelveticaNeue-Bold" w:hAnsi="HelveticaNeue-Bold" w:cs="HelveticaNeue-Bold"/>
+          <w:sz w:val="24"/>
+          <w:szCs w:val="24"/>
+          <w:lang w:val="en-US"/>
+        </w:rPr>
+      </w:pPr>
+      <w:r>
+        <w:rPr>
+          <w:rFonts w:ascii="HelveticaNeue-Bold" w:hAnsi="HelveticaNeue-Bold" w:cs="HelveticaNeue-Bold"/>
+          <w:sz w:val="24"/>
+          <w:szCs w:val="24"/>
+          <w:lang w:val="en-US"/>
+        </w:rPr>
+        <w:t>The purpose for which they were used.</w:t>
+      </w:r>
+    </w:p>
+    <w:p>
+      <w:pPr>
+        <w:pStyle w:val="ListParagraph"/>
+        <w:numPr>
+          <w:ilvl w:val="1"/>
+          <w:numId w:val="2"/>
+        </w:numPr>
+        <w:autoSpaceDE w:val="0"/>
+        <w:autoSpaceDN w:val="0"/>
+        <w:adjustRightInd w:val="0"/>
+        <w:spacing w:after="0" w:line="360" w:lineRule="auto"/>
+        <w:jc w:val="both"/>
+        <w:rPr>
+          <w:rFonts w:ascii="HelveticaNeue-Bold" w:hAnsi="HelveticaNeue-Bold" w:cs="HelveticaNeue-Bold"/>
+          <w:sz w:val="24"/>
+          <w:szCs w:val="24"/>
+          <w:lang w:val="en-US"/>
+        </w:rPr>
+      </w:pPr>
+      <w:r>
+        <w:rPr>
+          <w:rFonts w:ascii="HelveticaNeue-Bold" w:hAnsi="HelveticaNeue-Bold" w:cs="HelveticaNeue-Bold"/>
+          <w:sz w:val="24"/>
+          <w:szCs w:val="24"/>
+          <w:lang w:val="en-US"/>
+        </w:rPr>
+        <w:t>The extent of their contribution to the submitted work.</w:t>
+      </w:r>
+    </w:p>
+    <w:p>
+      <w:pPr>
+        <w:pStyle w:val="ListParagraph"/>
+        <w:autoSpaceDE w:val="0"/>
+        <w:autoSpaceDN w:val="0"/>
+        <w:adjustRightInd w:val="0"/>
+        <w:spacing w:after="0" w:line="360" w:lineRule="auto"/>
+        <w:jc w:val="both"/>
+        <w:rPr>
+          <w:rFonts w:ascii="HelveticaNeue-Bold" w:hAnsi="HelveticaNeue-Bold" w:cs="HelveticaNeue-Bold"/>
+          <w:sz w:val="24"/>
+          <w:szCs w:val="24"/>
+          <w:lang w:val="en-US"/>
+        </w:rPr>
+      </w:pPr>
+      <w:r>
+        <w:rPr>
+          <w:rFonts w:ascii="HelveticaNeue-Bold" w:hAnsi="HelveticaNeue-Bold" w:cs="HelveticaNeue-Bold"/>
+          <w:sz w:val="24"/>
+          <w:szCs w:val="24"/>
+          <w:lang w:val="en-US"/>
+        </w:rPr>
+        <w:t>If no AI tools were used, students must explicitly state: "No AI tools were used in the development of this notebook."</w:t>
+      </w:r>
     </w:p>
     <w:p>
       <w:pPr>
@@ -552,7 +798,14 @@
           <w:lang w:val="en-US"/>
         </w:rPr>
       </w:pPr>
-      <w:r>
+    </w:p>
+    <w:p>
+      <w:pPr>
+        <w:autoSpaceDE w:val="0"/>
+        <w:autoSpaceDN w:val="0"/>
+        <w:adjustRightInd w:val="0"/>
+        <w:spacing w:after="0" w:line="360" w:lineRule="auto"/>
+        <w:jc w:val="both"/>
         <w:rPr>
           <w:rFonts w:ascii="HelveticaNeue-Bold" w:hAnsi="HelveticaNeue-Bold" w:cs="HelveticaNeue-Bold"/>
           <w:b/>
@@ -561,8 +814,7 @@
           <w:szCs w:val="24"/>
           <w:lang w:val="en-US"/>
         </w:rPr>
-        <w:t>GOAL</w:t>
-      </w:r>
+      </w:pPr>
       <w:r>
         <w:rPr>
           <w:rFonts w:ascii="HelveticaNeue-Bold" w:hAnsi="HelveticaNeue-Bold" w:cs="HelveticaNeue-Bold"/>
@@ -572,187 +824,9 @@
           <w:szCs w:val="24"/>
           <w:lang w:val="en-US"/>
         </w:rPr>
-        <w:t>:</w:t>
-      </w:r>
-    </w:p>
-    <w:p>
-      <w:pPr>
-        <w:autoSpaceDE w:val="0"/>
-        <w:autoSpaceDN w:val="0"/>
-        <w:adjustRightInd w:val="0"/>
-        <w:spacing w:after="0" w:line="360" w:lineRule="auto"/>
-        <w:jc w:val="both"/>
-        <w:rPr>
-          <w:rFonts w:ascii="Arial" w:hAnsi="Arial" w:cs="Arial"/>
-          <w:sz w:val="24"/>
-          <w:szCs w:val="24"/>
-          <w:lang w:val="en-US"/>
-        </w:rPr>
-      </w:pPr>
-      <w:r>
-        <w:rPr>
-          <w:rFonts w:ascii="Arial" w:hAnsi="Arial" w:cs="Arial"/>
-          <w:sz w:val="24"/>
-          <w:szCs w:val="24"/>
-          <w:lang w:val="en-US"/>
-        </w:rPr>
-        <w:t xml:space="preserve">In this assignment, </w:t>
-      </w:r>
-      <w:r>
-        <w:rPr>
-          <w:rFonts w:ascii="Arial" w:hAnsi="Arial" w:cs="Arial"/>
-          <w:sz w:val="24"/>
-          <w:szCs w:val="24"/>
-          <w:lang w:val="en-US"/>
-        </w:rPr>
-        <w:t>you</w:t>
-      </w:r>
-      <w:r>
-        <w:rPr>
-          <w:rFonts w:ascii="Arial" w:hAnsi="Arial" w:cs="Arial"/>
-          <w:sz w:val="24"/>
-          <w:szCs w:val="24"/>
-          <w:lang w:val="en-US"/>
-        </w:rPr>
-        <w:t xml:space="preserve"> are required to use Python and Git to implement a data-driven scientific analysis. </w:t>
-      </w:r>
-      <w:r>
-        <w:rPr>
-          <w:rFonts w:ascii="Arial" w:hAnsi="Arial" w:cs="Arial"/>
-          <w:sz w:val="24"/>
-          <w:szCs w:val="24"/>
-          <w:lang w:val="en-US"/>
-        </w:rPr>
-        <w:t>You</w:t>
-      </w:r>
-      <w:r>
-        <w:rPr>
-          <w:rFonts w:ascii="Arial" w:hAnsi="Arial" w:cs="Arial"/>
-          <w:sz w:val="24"/>
-          <w:szCs w:val="24"/>
-          <w:lang w:val="en-US"/>
-        </w:rPr>
-        <w:t xml:space="preserve"> will use your own data (e.g., images, signals, electrical variables) and apply key programming concepts such as Python fundamentals, object-oriented programming (OOP), numerical derivation and integration, vectorization, and handling of matrices, vectors, and tensors. </w:t>
-      </w:r>
-      <w:r>
-        <w:rPr>
-          <w:rFonts w:ascii="Arial" w:hAnsi="Arial" w:cs="Arial"/>
-          <w:sz w:val="24"/>
-          <w:szCs w:val="24"/>
-          <w:lang w:val="en-US"/>
-        </w:rPr>
-        <w:t xml:space="preserve">In case </w:t>
-      </w:r>
-      <w:r>
-        <w:rPr>
-          <w:rFonts w:ascii="Arial" w:hAnsi="Arial" w:cs="Arial"/>
-          <w:sz w:val="24"/>
-          <w:szCs w:val="24"/>
-          <w:lang w:val="en-US"/>
-        </w:rPr>
-        <w:t xml:space="preserve">you have </w:t>
-      </w:r>
-      <w:r>
-        <w:rPr>
-          <w:rFonts w:ascii="Arial" w:hAnsi="Arial" w:cs="Arial"/>
-          <w:sz w:val="24"/>
-          <w:szCs w:val="24"/>
-          <w:lang w:val="en-US"/>
-        </w:rPr>
-        <w:t xml:space="preserve">not yet collected </w:t>
-      </w:r>
-      <w:r>
-        <w:rPr>
-          <w:rFonts w:ascii="Arial" w:hAnsi="Arial" w:cs="Arial"/>
-          <w:sz w:val="24"/>
-          <w:szCs w:val="24"/>
-          <w:lang w:val="en-US"/>
-        </w:rPr>
-        <w:t>data</w:t>
-      </w:r>
-      <w:r>
-        <w:rPr>
-          <w:rFonts w:ascii="Arial" w:hAnsi="Arial" w:cs="Arial"/>
-          <w:sz w:val="24"/>
-          <w:szCs w:val="24"/>
-          <w:lang w:val="en-US"/>
-        </w:rPr>
-        <w:t xml:space="preserve">, </w:t>
-      </w:r>
-      <w:r>
-        <w:rPr>
-          <w:rFonts w:ascii="Arial" w:hAnsi="Arial" w:cs="Arial"/>
-          <w:sz w:val="24"/>
-          <w:szCs w:val="24"/>
-          <w:lang w:val="en-US"/>
-        </w:rPr>
-        <w:t>you are allowed to use synthetic or publicly available data</w:t>
-      </w:r>
-      <w:r>
-        <w:rPr>
-          <w:rFonts w:ascii="Arial" w:hAnsi="Arial" w:cs="Arial"/>
-          <w:sz w:val="24"/>
-          <w:szCs w:val="24"/>
-          <w:lang w:val="en-US"/>
-        </w:rPr>
-        <w:t xml:space="preserve">, but </w:t>
-      </w:r>
-      <w:r>
-        <w:rPr>
-          <w:rFonts w:ascii="Arial" w:hAnsi="Arial" w:cs="Arial"/>
-          <w:sz w:val="24"/>
-          <w:szCs w:val="24"/>
-          <w:lang w:val="en-US"/>
-        </w:rPr>
-        <w:t>it must be related to your research topic.</w:t>
-      </w:r>
-    </w:p>
-    <w:p>
-      <w:pPr>
-        <w:autoSpaceDE w:val="0"/>
-        <w:autoSpaceDN w:val="0"/>
-        <w:adjustRightInd w:val="0"/>
-        <w:spacing w:after="0" w:line="360" w:lineRule="auto"/>
-        <w:jc w:val="both"/>
-        <w:rPr>
-          <w:rFonts w:ascii="HelveticaNeue-Light" w:hAnsi="HelveticaNeue-Light" w:cs="HelveticaNeue-Light"/>
-          <w:sz w:val="24"/>
-          <w:szCs w:val="24"/>
-          <w:lang w:val="en-US"/>
-        </w:rPr>
-      </w:pPr>
-      <w:r>
-        <w:rPr>
-          <w:rFonts w:ascii="HelveticaNeue-Light" w:hAnsi="HelveticaNeue-Light" w:cs="HelveticaNeue-Light"/>
-          <w:sz w:val="24"/>
-          <w:szCs w:val="24"/>
-          <w:lang w:val="en-US"/>
-        </w:rPr>
-        <w:t xml:space="preserve"> </w:t>
-      </w:r>
-    </w:p>
-    <w:p>
-      <w:pPr>
-        <w:autoSpaceDE w:val="0"/>
-        <w:autoSpaceDN w:val="0"/>
-        <w:adjustRightInd w:val="0"/>
-        <w:spacing w:after="0" w:line="360" w:lineRule="auto"/>
-        <w:jc w:val="both"/>
-        <w:rPr>
-          <w:rFonts w:ascii="HelveticaNeue-Light" w:hAnsi="HelveticaNeue-Light" w:cs="HelveticaNeue-Light"/>
-          <w:sz w:val="24"/>
-          <w:szCs w:val="24"/>
-          <w:lang w:val="en-US"/>
-        </w:rPr>
-      </w:pPr>
-    </w:p>
-    <w:p>
-      <w:pPr>
-        <w:autoSpaceDE w:val="0"/>
-        <w:autoSpaceDN w:val="0"/>
-        <w:adjustRightInd w:val="0"/>
-        <w:spacing w:after="0" w:line="360" w:lineRule="auto"/>
-        <w:jc w:val="both"/>
+        <w:t>GOAL</w:t>
+      </w:r>
+      <w:r>
         <w:rPr>
           <w:rFonts w:ascii="HelveticaNeue-Bold" w:hAnsi="HelveticaNeue-Bold" w:cs="HelveticaNeue-Bold"/>
           <w:b/>
@@ -761,8 +835,187 @@
           <w:szCs w:val="24"/>
           <w:lang w:val="en-US"/>
         </w:rPr>
-      </w:pPr>
-      <w:r>
+        <w:t>:</w:t>
+      </w:r>
+    </w:p>
+    <w:p>
+      <w:pPr>
+        <w:autoSpaceDE w:val="0"/>
+        <w:autoSpaceDN w:val="0"/>
+        <w:adjustRightInd w:val="0"/>
+        <w:spacing w:after="0" w:line="360" w:lineRule="auto"/>
+        <w:jc w:val="both"/>
+        <w:rPr>
+          <w:rFonts w:ascii="Arial" w:hAnsi="Arial" w:cs="Arial"/>
+          <w:sz w:val="24"/>
+          <w:szCs w:val="24"/>
+          <w:lang w:val="en-US"/>
+        </w:rPr>
+      </w:pPr>
+      <w:r>
+        <w:rPr>
+          <w:rFonts w:ascii="Arial" w:hAnsi="Arial" w:cs="Arial"/>
+          <w:sz w:val="24"/>
+          <w:szCs w:val="24"/>
+          <w:lang w:val="en-US"/>
+        </w:rPr>
+        <w:t xml:space="preserve">In this assignment, </w:t>
+      </w:r>
+      <w:r>
+        <w:rPr>
+          <w:rFonts w:ascii="Arial" w:hAnsi="Arial" w:cs="Arial"/>
+          <w:sz w:val="24"/>
+          <w:szCs w:val="24"/>
+          <w:lang w:val="en-US"/>
+        </w:rPr>
+        <w:t>you</w:t>
+      </w:r>
+      <w:r>
+        <w:rPr>
+          <w:rFonts w:ascii="Arial" w:hAnsi="Arial" w:cs="Arial"/>
+          <w:sz w:val="24"/>
+          <w:szCs w:val="24"/>
+          <w:lang w:val="en-US"/>
+        </w:rPr>
+        <w:t xml:space="preserve"> are required to use Python and Git to implement a data-driven scientific analysis. </w:t>
+      </w:r>
+      <w:r>
+        <w:rPr>
+          <w:rFonts w:ascii="Arial" w:hAnsi="Arial" w:cs="Arial"/>
+          <w:sz w:val="24"/>
+          <w:szCs w:val="24"/>
+          <w:lang w:val="en-US"/>
+        </w:rPr>
+        <w:t>You</w:t>
+      </w:r>
+      <w:r>
+        <w:rPr>
+          <w:rFonts w:ascii="Arial" w:hAnsi="Arial" w:cs="Arial"/>
+          <w:sz w:val="24"/>
+          <w:szCs w:val="24"/>
+          <w:lang w:val="en-US"/>
+        </w:rPr>
+        <w:t xml:space="preserve"> will use your own data (e.g., images, signals, electrical variables) and apply key programming concepts such as Python fundamentals, object-oriented programming (OOP), numerical derivation and integration, vectorization, and handling of matrices, vectors, and tensors. </w:t>
+      </w:r>
+      <w:r>
+        <w:rPr>
+          <w:rFonts w:ascii="Arial" w:hAnsi="Arial" w:cs="Arial"/>
+          <w:sz w:val="24"/>
+          <w:szCs w:val="24"/>
+          <w:lang w:val="en-US"/>
+        </w:rPr>
+        <w:t xml:space="preserve">In case </w:t>
+      </w:r>
+      <w:r>
+        <w:rPr>
+          <w:rFonts w:ascii="Arial" w:hAnsi="Arial" w:cs="Arial"/>
+          <w:sz w:val="24"/>
+          <w:szCs w:val="24"/>
+          <w:lang w:val="en-US"/>
+        </w:rPr>
+        <w:t xml:space="preserve">you have </w:t>
+      </w:r>
+      <w:r>
+        <w:rPr>
+          <w:rFonts w:ascii="Arial" w:hAnsi="Arial" w:cs="Arial"/>
+          <w:sz w:val="24"/>
+          <w:szCs w:val="24"/>
+          <w:lang w:val="en-US"/>
+        </w:rPr>
+        <w:t xml:space="preserve">not yet collected </w:t>
+      </w:r>
+      <w:r>
+        <w:rPr>
+          <w:rFonts w:ascii="Arial" w:hAnsi="Arial" w:cs="Arial"/>
+          <w:sz w:val="24"/>
+          <w:szCs w:val="24"/>
+          <w:lang w:val="en-US"/>
+        </w:rPr>
+        <w:t>data</w:t>
+      </w:r>
+      <w:r>
+        <w:rPr>
+          <w:rFonts w:ascii="Arial" w:hAnsi="Arial" w:cs="Arial"/>
+          <w:sz w:val="24"/>
+          <w:szCs w:val="24"/>
+          <w:lang w:val="en-US"/>
+        </w:rPr>
+        <w:t xml:space="preserve">, </w:t>
+      </w:r>
+      <w:r>
+        <w:rPr>
+          <w:rFonts w:ascii="Arial" w:hAnsi="Arial" w:cs="Arial"/>
+          <w:sz w:val="24"/>
+          <w:szCs w:val="24"/>
+          <w:lang w:val="en-US"/>
+        </w:rPr>
+        <w:t>you are allowed to use synthetic or publicly available data</w:t>
+      </w:r>
+      <w:r>
+        <w:rPr>
+          <w:rFonts w:ascii="Arial" w:hAnsi="Arial" w:cs="Arial"/>
+          <w:sz w:val="24"/>
+          <w:szCs w:val="24"/>
+          <w:lang w:val="en-US"/>
+        </w:rPr>
+        <w:t xml:space="preserve">, but </w:t>
+      </w:r>
+      <w:r>
+        <w:rPr>
+          <w:rFonts w:ascii="Arial" w:hAnsi="Arial" w:cs="Arial"/>
+          <w:sz w:val="24"/>
+          <w:szCs w:val="24"/>
+          <w:lang w:val="en-US"/>
+        </w:rPr>
+        <w:t>it must be related to your research topic.</w:t>
+      </w:r>
+    </w:p>
+    <w:p>
+      <w:pPr>
+        <w:autoSpaceDE w:val="0"/>
+        <w:autoSpaceDN w:val="0"/>
+        <w:adjustRightInd w:val="0"/>
+        <w:spacing w:after="0" w:line="360" w:lineRule="auto"/>
+        <w:jc w:val="both"/>
+        <w:rPr>
+          <w:rFonts w:ascii="HelveticaNeue-Light" w:hAnsi="HelveticaNeue-Light" w:cs="HelveticaNeue-Light"/>
+          <w:sz w:val="24"/>
+          <w:szCs w:val="24"/>
+          <w:lang w:val="en-US"/>
+        </w:rPr>
+      </w:pPr>
+      <w:r>
+        <w:rPr>
+          <w:rFonts w:ascii="HelveticaNeue-Light" w:hAnsi="HelveticaNeue-Light" w:cs="HelveticaNeue-Light"/>
+          <w:sz w:val="24"/>
+          <w:szCs w:val="24"/>
+          <w:lang w:val="en-US"/>
+        </w:rPr>
+        <w:t xml:space="preserve"> </w:t>
+      </w:r>
+    </w:p>
+    <w:p>
+      <w:pPr>
+        <w:autoSpaceDE w:val="0"/>
+        <w:autoSpaceDN w:val="0"/>
+        <w:adjustRightInd w:val="0"/>
+        <w:spacing w:after="0" w:line="360" w:lineRule="auto"/>
+        <w:jc w:val="both"/>
+        <w:rPr>
+          <w:rFonts w:ascii="HelveticaNeue-Light" w:hAnsi="HelveticaNeue-Light" w:cs="HelveticaNeue-Light"/>
+          <w:sz w:val="24"/>
+          <w:szCs w:val="24"/>
+          <w:lang w:val="en-US"/>
+        </w:rPr>
+      </w:pPr>
+    </w:p>
+    <w:p>
+      <w:pPr>
+        <w:autoSpaceDE w:val="0"/>
+        <w:autoSpaceDN w:val="0"/>
+        <w:adjustRightInd w:val="0"/>
+        <w:spacing w:after="0" w:line="360" w:lineRule="auto"/>
+        <w:jc w:val="both"/>
         <w:rPr>
           <w:rFonts w:ascii="HelveticaNeue-Bold" w:hAnsi="HelveticaNeue-Bold" w:cs="HelveticaNeue-Bold"/>
           <w:b/>
@@ -771,8 +1024,7 @@
           <w:szCs w:val="24"/>
           <w:lang w:val="en-US"/>
         </w:rPr>
-        <w:t>ACTIVITY</w:t>
-      </w:r>
+      </w:pPr>
       <w:r>
         <w:rPr>
           <w:rFonts w:ascii="HelveticaNeue-Bold" w:hAnsi="HelveticaNeue-Bold" w:cs="HelveticaNeue-Bold"/>
@@ -782,12 +1034,23 @@
           <w:szCs w:val="24"/>
           <w:lang w:val="en-US"/>
         </w:rPr>
+        <w:t>ACTIVITY</w:t>
+      </w:r>
+      <w:r>
+        <w:rPr>
+          <w:rFonts w:ascii="HelveticaNeue-Bold" w:hAnsi="HelveticaNeue-Bold" w:cs="HelveticaNeue-Bold"/>
+          <w:b/>
+          <w:bCs/>
+          <w:sz w:val="24"/>
+          <w:szCs w:val="24"/>
+          <w:lang w:val="en-US"/>
+        </w:rPr>
         <w:t>:</w:t>
       </w:r>
     </w:p>
     <w:p>
       <w:pPr>
-        <w:pStyle w:val="Prrafodelista"/>
+        <w:pStyle w:val="ListParagraph"/>
         <w:numPr>
           <w:ilvl w:val="0"/>
           <w:numId w:val="3"/>
@@ -897,17 +1160,7 @@
           <w:szCs w:val="24"/>
           <w:lang w:val="en-US"/>
         </w:rPr>
-        <w:t xml:space="preserve">At the end of the </w:t>
-      </w:r>
-      <w:r>
-        <w:rPr>
-          <w:rFonts w:ascii="Arial" w:hAnsi="Arial" w:cs="Arial"/>
-          <w:sz w:val="24"/>
-          <w:szCs w:val="24"/>
-          <w:lang w:val="en-US"/>
-        </w:rPr>
-        <w:lastRenderedPageBreak/>
-        <w:t xml:space="preserve">notebook, provide </w:t>
+        <w:t xml:space="preserve">At the end of the notebook, provide </w:t>
       </w:r>
       <w:r>
         <w:rPr>
@@ -921,7 +1174,7 @@
     </w:p>
     <w:p>
       <w:pPr>
-        <w:pStyle w:val="Prrafodelista"/>
+        <w:pStyle w:val="ListParagraph"/>
         <w:rPr>
           <w:rFonts w:ascii="Arial" w:hAnsi="Arial" w:cs="Arial"/>
           <w:sz w:val="24"/>
@@ -941,7 +1194,7 @@
     </w:p>
     <w:p>
       <w:pPr>
-        <w:pStyle w:val="Prrafodelista"/>
+        <w:pStyle w:val="ListParagraph"/>
         <w:numPr>
           <w:ilvl w:val="0"/>
           <w:numId w:val="4"/>
@@ -983,7 +1236,7 @@
           <w:szCs w:val="24"/>
           <w:lang w:val="en-US"/>
         </w:rPr>
-        <w:t>4</w:t>
+        <w:t>2</w:t>
       </w:r>
       <w:r>
         <w:rPr>
@@ -997,7 +1250,7 @@
     </w:p>
     <w:p>
       <w:pPr>
-        <w:pStyle w:val="Prrafodelista"/>
+        <w:pStyle w:val="ListParagraph"/>
         <w:numPr>
           <w:ilvl w:val="0"/>
           <w:numId w:val="4"/>
@@ -1039,7 +1292,7 @@
           <w:szCs w:val="24"/>
           <w:lang w:val="en-US"/>
         </w:rPr>
-        <w:t>4</w:t>
+        <w:t>2</w:t>
       </w:r>
       <w:r>
         <w:rPr>
@@ -1053,7 +1306,7 @@
     </w:p>
     <w:p>
       <w:pPr>
-        <w:pStyle w:val="Prrafodelista"/>
+        <w:pStyle w:val="ListParagraph"/>
         <w:numPr>
           <w:ilvl w:val="0"/>
           <w:numId w:val="4"/>
@@ -1095,7 +1348,7 @@
           <w:szCs w:val="24"/>
           <w:lang w:val="en-US"/>
         </w:rPr>
-        <w:t>2</w:t>
+        <w:t>1</w:t>
       </w:r>
       <w:r>
         <w:rPr>
@@ -1109,7 +1362,7 @@
     </w:p>
     <w:p>
       <w:pPr>
-        <w:pStyle w:val="Prrafodelista"/>
+        <w:pStyle w:val="ListParagraph"/>
         <w:numPr>
           <w:ilvl w:val="0"/>
           <w:numId w:val="3"/>
@@ -1172,17 +1425,15 @@
         </w:rPr>
         <w:t xml:space="preserve"> the data characteristics. Ensure data </w:t>
       </w:r>
-      <w:proofErr w:type="gramStart"/>
-      <w:r>
-        <w:rPr>
-          <w:rFonts w:ascii="Arial" w:hAnsi="Arial" w:cs="Arial"/>
-          <w:sz w:val="24"/>
-          <w:szCs w:val="24"/>
-          <w:lang w:val="en-US"/>
-        </w:rPr>
-        <w:t>are</w:t>
-      </w:r>
-      <w:proofErr w:type="gramEnd"/>
+      <w:r>
+        <w:rPr>
+          <w:rFonts w:ascii="Arial" w:hAnsi="Arial" w:cs="Arial"/>
+          <w:sz w:val="24"/>
+          <w:szCs w:val="24"/>
+          <w:lang w:val="en-US"/>
+        </w:rPr>
+        <w:t>is</w:t>
+      </w:r>
       <w:r>
         <w:rPr>
           <w:rFonts w:ascii="Arial" w:hAnsi="Arial" w:cs="Arial"/>
@@ -1274,7 +1525,7 @@
     </w:p>
     <w:p>
       <w:pPr>
-        <w:pStyle w:val="Prrafodelista"/>
+        <w:pStyle w:val="ListParagraph"/>
         <w:numPr>
           <w:ilvl w:val="0"/>
           <w:numId w:val="4"/>
@@ -1298,6 +1549,7 @@
           <w:szCs w:val="24"/>
           <w:lang w:val="en-US"/>
         </w:rPr>
+        <w:lastRenderedPageBreak/>
         <w:t>Proper data loading and handling (0.</w:t>
       </w:r>
       <w:r>
@@ -1307,7 +1559,7 @@
           <w:szCs w:val="24"/>
           <w:lang w:val="en-US"/>
         </w:rPr>
-        <w:t>6</w:t>
+        <w:t>5</w:t>
       </w:r>
       <w:r>
         <w:rPr>
@@ -1321,7 +1573,7 @@
     </w:p>
     <w:p>
       <w:pPr>
-        <w:pStyle w:val="Prrafodelista"/>
+        <w:pStyle w:val="ListParagraph"/>
         <w:numPr>
           <w:ilvl w:val="0"/>
           <w:numId w:val="4"/>
@@ -1354,7 +1606,7 @@
           <w:szCs w:val="24"/>
           <w:lang w:val="en-US"/>
         </w:rPr>
-        <w:t>4</w:t>
+        <w:t>3</w:t>
       </w:r>
       <w:r>
         <w:rPr>
@@ -1368,7 +1620,7 @@
     </w:p>
     <w:p>
       <w:pPr>
-        <w:pStyle w:val="Prrafodelista"/>
+        <w:pStyle w:val="ListParagraph"/>
         <w:numPr>
           <w:ilvl w:val="0"/>
           <w:numId w:val="3"/>
@@ -1411,67 +1663,7 @@
           <w:szCs w:val="24"/>
           <w:lang w:val="en-US"/>
         </w:rPr>
-        <w:t xml:space="preserve">Implement an OOP-based design for your data analysis pipeline. Define at least two classes related to your dataset (e.g., </w:t>
-      </w:r>
-      <w:proofErr w:type="spellStart"/>
-      <w:r>
-        <w:rPr>
-          <w:rFonts w:ascii="Arial" w:hAnsi="Arial" w:cs="Arial"/>
-          <w:sz w:val="24"/>
-          <w:szCs w:val="24"/>
-          <w:lang w:val="en-US"/>
-        </w:rPr>
-        <w:t>ImageProcessor</w:t>
-      </w:r>
-      <w:proofErr w:type="spellEnd"/>
-      <w:r>
-        <w:rPr>
-          <w:rFonts w:ascii="Arial" w:hAnsi="Arial" w:cs="Arial"/>
-          <w:sz w:val="24"/>
-          <w:szCs w:val="24"/>
-          <w:lang w:val="en-US"/>
-        </w:rPr>
-        <w:t xml:space="preserve">, </w:t>
-      </w:r>
-      <w:proofErr w:type="spellStart"/>
-      <w:r>
-        <w:rPr>
-          <w:rFonts w:ascii="Arial" w:hAnsi="Arial" w:cs="Arial"/>
-          <w:sz w:val="24"/>
-          <w:szCs w:val="24"/>
-          <w:lang w:val="en-US"/>
-        </w:rPr>
-        <w:t>SignalAnalyzer</w:t>
-      </w:r>
-      <w:proofErr w:type="spellEnd"/>
-      <w:r>
-        <w:rPr>
-          <w:rFonts w:ascii="Arial" w:hAnsi="Arial" w:cs="Arial"/>
-          <w:sz w:val="24"/>
-          <w:szCs w:val="24"/>
-          <w:lang w:val="en-US"/>
-        </w:rPr>
-        <w:t xml:space="preserve">, </w:t>
-      </w:r>
-      <w:proofErr w:type="spellStart"/>
-      <w:r>
-        <w:rPr>
-          <w:rFonts w:ascii="Arial" w:hAnsi="Arial" w:cs="Arial"/>
-          <w:sz w:val="24"/>
-          <w:szCs w:val="24"/>
-          <w:lang w:val="en-US"/>
-        </w:rPr>
-        <w:t>ControlSystemAnalyzer</w:t>
-      </w:r>
-      <w:proofErr w:type="spellEnd"/>
-      <w:r>
-        <w:rPr>
-          <w:rFonts w:ascii="Arial" w:hAnsi="Arial" w:cs="Arial"/>
-          <w:sz w:val="24"/>
-          <w:szCs w:val="24"/>
-          <w:lang w:val="en-US"/>
-        </w:rPr>
-        <w:t xml:space="preserve">). Each class should encapsulate relevant methods for data manipulation: for example, if working with images, use methods for contrast or resizing; if working with signals or electrical variables, ensure filtering, noise removal, or feature extraction. Use Python functions, loops, conditionals, and list comprehensions where applicable. </w:t>
+        <w:t xml:space="preserve">Implement an OOP-based design for your data analysis pipeline. Define at least two classes related to your dataset (e.g., ImageProcessor, SignalAnalyzer, ControlSystemAnalyzer). Each class should encapsulate relevant methods for data manipulation: for example, if working with images, use methods for contrast or resizing; if working with signals or electrical variables, ensure filtering, noise removal, or feature extraction. Use Python functions, loops, conditionals, and list comprehensions where applicable. </w:t>
       </w:r>
     </w:p>
     <w:p>
@@ -1501,10 +1693,10 @@
     </w:p>
     <w:p>
       <w:pPr>
-        <w:pStyle w:val="Prrafodelista"/>
+        <w:pStyle w:val="ListParagraph"/>
         <w:numPr>
           <w:ilvl w:val="0"/>
-          <w:numId w:val="5"/>
+          <w:numId w:val="4"/>
         </w:numPr>
         <w:autoSpaceDE w:val="0"/>
         <w:autoSpaceDN w:val="0"/>
@@ -1525,33 +1717,15 @@
           <w:szCs w:val="24"/>
           <w:lang w:val="en-US"/>
         </w:rPr>
-        <w:t>Correct application of Python fundamentals (0.</w:t>
-      </w:r>
-      <w:r>
-        <w:rPr>
-          <w:rFonts w:ascii="Arial" w:hAnsi="Arial" w:cs="Arial"/>
-          <w:sz w:val="24"/>
-          <w:szCs w:val="24"/>
-          <w:lang w:val="en-US"/>
-        </w:rPr>
-        <w:t>3</w:t>
-      </w:r>
-      <w:r>
-        <w:rPr>
-          <w:rFonts w:ascii="Arial" w:hAnsi="Arial" w:cs="Arial"/>
-          <w:sz w:val="24"/>
-          <w:szCs w:val="24"/>
-          <w:lang w:val="en-US"/>
-        </w:rPr>
-        <w:t xml:space="preserve"> points)</w:t>
-      </w:r>
-    </w:p>
-    <w:p>
-      <w:pPr>
-        <w:pStyle w:val="Prrafodelista"/>
+        <w:t>Effective use of object-oriented principles (0.9 points)</w:t>
+      </w:r>
+    </w:p>
+    <w:p>
+      <w:pPr>
+        <w:pStyle w:val="ListParagraph"/>
         <w:numPr>
           <w:ilvl w:val="0"/>
-          <w:numId w:val="5"/>
+          <w:numId w:val="4"/>
         </w:numPr>
         <w:autoSpaceDE w:val="0"/>
         <w:autoSpaceDN w:val="0"/>
@@ -1572,77 +1746,12 @@
           <w:szCs w:val="24"/>
           <w:lang w:val="en-US"/>
         </w:rPr>
-        <w:t>Effective use of object-oriented principles (0.</w:t>
-      </w:r>
-      <w:r>
-        <w:rPr>
-          <w:rFonts w:ascii="Arial" w:hAnsi="Arial" w:cs="Arial"/>
-          <w:sz w:val="24"/>
-          <w:szCs w:val="24"/>
-          <w:lang w:val="en-US"/>
-        </w:rPr>
-        <w:t>8</w:t>
-      </w:r>
-      <w:r>
-        <w:rPr>
-          <w:rFonts w:ascii="Arial" w:hAnsi="Arial" w:cs="Arial"/>
-          <w:sz w:val="24"/>
-          <w:szCs w:val="24"/>
-          <w:lang w:val="en-US"/>
-        </w:rPr>
-        <w:t xml:space="preserve"> points)</w:t>
-      </w:r>
-    </w:p>
-    <w:p>
-      <w:pPr>
-        <w:pStyle w:val="Prrafodelista"/>
-        <w:numPr>
-          <w:ilvl w:val="0"/>
-          <w:numId w:val="5"/>
-        </w:numPr>
-        <w:autoSpaceDE w:val="0"/>
-        <w:autoSpaceDN w:val="0"/>
-        <w:adjustRightInd w:val="0"/>
-        <w:spacing w:after="0" w:line="360" w:lineRule="auto"/>
-        <w:jc w:val="both"/>
-        <w:rPr>
-          <w:rFonts w:ascii="Arial" w:hAnsi="Arial" w:cs="Arial"/>
-          <w:sz w:val="24"/>
-          <w:szCs w:val="24"/>
-          <w:lang w:val="en-US"/>
-        </w:rPr>
-      </w:pPr>
-      <w:r>
-        <w:rPr>
-          <w:rFonts w:ascii="Arial" w:hAnsi="Arial" w:cs="Arial"/>
-          <w:sz w:val="24"/>
-          <w:szCs w:val="24"/>
-          <w:lang w:val="en-US"/>
-        </w:rPr>
-        <w:t>Relevant preprocessing steps (0.</w:t>
-      </w:r>
-      <w:r>
-        <w:rPr>
-          <w:rFonts w:ascii="Arial" w:hAnsi="Arial" w:cs="Arial"/>
-          <w:sz w:val="24"/>
-          <w:szCs w:val="24"/>
-          <w:lang w:val="en-US"/>
-        </w:rPr>
-        <w:t>5</w:t>
-      </w:r>
-      <w:r>
-        <w:rPr>
-          <w:rFonts w:ascii="Arial" w:hAnsi="Arial" w:cs="Arial"/>
-          <w:sz w:val="24"/>
-          <w:szCs w:val="24"/>
-          <w:lang w:val="en-US"/>
-        </w:rPr>
-        <w:t xml:space="preserve"> points)</w:t>
-      </w:r>
-    </w:p>
-    <w:p>
-      <w:pPr>
-        <w:pStyle w:val="Prrafodelista"/>
+        <w:t>Relevant preprocessing steps (0.5 points)</w:t>
+      </w:r>
+    </w:p>
+    <w:p>
+      <w:pPr>
+        <w:pStyle w:val="ListParagraph"/>
         <w:numPr>
           <w:ilvl w:val="0"/>
           <w:numId w:val="3"/>
@@ -1756,7 +1865,6 @@
           <w:szCs w:val="24"/>
           <w:lang w:val="en-US"/>
         </w:rPr>
-        <w:lastRenderedPageBreak/>
         <w:t>For signals or control systems data, the derivative calculates the rate of change over time (e.g., current or voltage over time), whilst the integration can compute the total energy consumption or signal area under the curve.</w:t>
       </w:r>
     </w:p>
@@ -1812,7 +1920,7 @@
     </w:p>
     <w:p>
       <w:pPr>
-        <w:pStyle w:val="Prrafodelista"/>
+        <w:pStyle w:val="ListParagraph"/>
         <w:numPr>
           <w:ilvl w:val="0"/>
           <w:numId w:val="6"/>
@@ -1836,30 +1944,12 @@
           <w:szCs w:val="24"/>
           <w:lang w:val="en-US"/>
         </w:rPr>
-        <w:t>Correct implementation of numerical calculations (0.</w:t>
-      </w:r>
-      <w:r>
-        <w:rPr>
-          <w:rFonts w:ascii="Arial" w:hAnsi="Arial" w:cs="Arial"/>
-          <w:sz w:val="24"/>
-          <w:szCs w:val="24"/>
-          <w:lang w:val="en-US"/>
-        </w:rPr>
-        <w:t>7</w:t>
-      </w:r>
-      <w:r>
-        <w:rPr>
-          <w:rFonts w:ascii="Arial" w:hAnsi="Arial" w:cs="Arial"/>
-          <w:sz w:val="24"/>
-          <w:szCs w:val="24"/>
-          <w:lang w:val="en-US"/>
-        </w:rPr>
-        <w:t xml:space="preserve"> points).</w:t>
-      </w:r>
-    </w:p>
-    <w:p>
-      <w:pPr>
-        <w:pStyle w:val="Prrafodelista"/>
+        <w:t>Correct implementation of numerical calculations (0.6 points).</w:t>
+      </w:r>
+    </w:p>
+    <w:p>
+      <w:pPr>
+        <w:pStyle w:val="ListParagraph"/>
         <w:numPr>
           <w:ilvl w:val="0"/>
           <w:numId w:val="6"/>
@@ -1883,25 +1973,180 @@
           <w:szCs w:val="24"/>
           <w:lang w:val="en-US"/>
         </w:rPr>
-        <w:t>Clear visualization and explanation of results (0.</w:t>
-      </w:r>
-      <w:r>
-        <w:rPr>
-          <w:rFonts w:ascii="Arial" w:hAnsi="Arial" w:cs="Arial"/>
-          <w:sz w:val="24"/>
-          <w:szCs w:val="24"/>
-          <w:lang w:val="en-US"/>
-        </w:rPr>
-        <w:t>7</w:t>
-      </w:r>
-      <w:r>
-        <w:rPr>
-          <w:rFonts w:ascii="Arial" w:hAnsi="Arial" w:cs="Arial"/>
-          <w:sz w:val="24"/>
-          <w:szCs w:val="24"/>
-          <w:lang w:val="en-US"/>
-        </w:rPr>
-        <w:t xml:space="preserve"> points).</w:t>
+        <w:t>Clear visualization and explanation of results (0.6 points).</w:t>
+      </w:r>
+    </w:p>
+    <w:p>
+      <w:pPr>
+        <w:pStyle w:val="ListParagraph"/>
+        <w:numPr>
+          <w:ilvl w:val="0"/>
+          <w:numId w:val="3"/>
+        </w:numPr>
+        <w:autoSpaceDE w:val="0"/>
+        <w:autoSpaceDN w:val="0"/>
+        <w:adjustRightInd w:val="0"/>
+        <w:spacing w:after="0" w:line="360" w:lineRule="auto"/>
+        <w:jc w:val="both"/>
+        <w:rPr>
+          <w:rFonts w:ascii="Arial" w:hAnsi="Arial" w:cs="Arial"/>
+          <w:sz w:val="24"/>
+          <w:szCs w:val="24"/>
+          <w:lang w:val="en-US"/>
+        </w:rPr>
+      </w:pPr>
+      <w:r>
+        <w:rPr>
+          <w:rFonts w:ascii="Arial" w:hAnsi="Arial" w:cs="Arial"/>
+          <w:sz w:val="24"/>
+          <w:szCs w:val="24"/>
+          <w:u w:val="single"/>
+          <w:lang w:val="en-US"/>
+        </w:rPr>
+        <w:t>Matrix operations</w:t>
+      </w:r>
+      <w:r>
+        <w:rPr>
+          <w:rFonts w:ascii="Arial" w:hAnsi="Arial" w:cs="Arial"/>
+          <w:sz w:val="24"/>
+          <w:szCs w:val="24"/>
+          <w:lang w:val="en-US"/>
+        </w:rPr>
+        <w:t>. Perform matrix or tensor operations on your data.</w:t>
+      </w:r>
+    </w:p>
+    <w:p>
+      <w:pPr>
+        <w:autoSpaceDE w:val="0"/>
+        <w:autoSpaceDN w:val="0"/>
+        <w:adjustRightInd w:val="0"/>
+        <w:spacing w:after="0" w:line="360" w:lineRule="auto"/>
+        <w:ind w:left="360"/>
+        <w:jc w:val="both"/>
+        <w:rPr>
+          <w:rFonts w:ascii="Arial" w:hAnsi="Arial" w:cs="Arial"/>
+          <w:sz w:val="24"/>
+          <w:szCs w:val="24"/>
+          <w:lang w:val="en-US"/>
+        </w:rPr>
+      </w:pPr>
+      <w:r>
+        <w:rPr>
+          <w:rFonts w:ascii="Arial" w:hAnsi="Arial" w:cs="Arial"/>
+          <w:sz w:val="24"/>
+          <w:szCs w:val="24"/>
+          <w:lang w:val="en-US"/>
+        </w:rPr>
+        <w:t>For images, treat them as matrices and apply operations such as matrix multiplication, tensor slicing, or eigenvalue computation.</w:t>
+      </w:r>
+    </w:p>
+    <w:p>
+      <w:pPr>
+        <w:autoSpaceDE w:val="0"/>
+        <w:autoSpaceDN w:val="0"/>
+        <w:adjustRightInd w:val="0"/>
+        <w:spacing w:after="0" w:line="360" w:lineRule="auto"/>
+        <w:ind w:left="360"/>
+        <w:jc w:val="both"/>
+        <w:rPr>
+          <w:rFonts w:ascii="Arial" w:hAnsi="Arial" w:cs="Arial"/>
+          <w:sz w:val="24"/>
+          <w:szCs w:val="24"/>
+          <w:lang w:val="en-US"/>
+        </w:rPr>
+      </w:pPr>
+      <w:r>
+        <w:rPr>
+          <w:rFonts w:ascii="Arial" w:hAnsi="Arial" w:cs="Arial"/>
+          <w:sz w:val="24"/>
+          <w:szCs w:val="24"/>
+          <w:lang w:val="en-US"/>
+        </w:rPr>
+        <w:t>For signals or electrical data, represent the data as matrices or higher-dimensional tensors and apply similar operations (e.g., matrix multiplication, decomposition, or transformation).</w:t>
+      </w:r>
+    </w:p>
+    <w:p>
+      <w:pPr>
+        <w:autoSpaceDE w:val="0"/>
+        <w:autoSpaceDN w:val="0"/>
+        <w:adjustRightInd w:val="0"/>
+        <w:spacing w:after="0" w:line="360" w:lineRule="auto"/>
+        <w:ind w:left="360"/>
+        <w:jc w:val="both"/>
+        <w:rPr>
+          <w:rFonts w:ascii="Arial" w:hAnsi="Arial" w:cs="Arial"/>
+          <w:sz w:val="24"/>
+          <w:szCs w:val="24"/>
+          <w:lang w:val="en-US"/>
+        </w:rPr>
+      </w:pPr>
+      <w:r>
+        <w:rPr>
+          <w:rFonts w:ascii="Arial" w:hAnsi="Arial" w:cs="Arial"/>
+          <w:sz w:val="24"/>
+          <w:szCs w:val="24"/>
+          <w:lang w:val="en-US"/>
+        </w:rPr>
+        <w:lastRenderedPageBreak/>
+        <w:t>Grading Criteria:</w:t>
+      </w:r>
+    </w:p>
+    <w:p>
+      <w:pPr>
+        <w:pStyle w:val="ListParagraph"/>
+        <w:numPr>
+          <w:ilvl w:val="0"/>
+          <w:numId w:val="7"/>
+        </w:numPr>
+        <w:autoSpaceDE w:val="0"/>
+        <w:autoSpaceDN w:val="0"/>
+        <w:adjustRightInd w:val="0"/>
+        <w:spacing w:after="0" w:line="360" w:lineRule="auto"/>
+        <w:jc w:val="both"/>
+        <w:rPr>
+          <w:rFonts w:ascii="Arial" w:hAnsi="Arial" w:cs="Arial"/>
+          <w:sz w:val="24"/>
+          <w:szCs w:val="24"/>
+          <w:lang w:val="en-US"/>
+        </w:rPr>
+      </w:pPr>
+      <w:r>
+        <w:rPr>
+          <w:rFonts w:ascii="Arial" w:hAnsi="Arial" w:cs="Arial"/>
+          <w:sz w:val="24"/>
+          <w:szCs w:val="24"/>
+          <w:lang w:val="en-US"/>
+        </w:rPr>
+        <w:t>Correct implementation of matrix or tensor operations (0.8 points).</w:t>
+      </w:r>
+    </w:p>
+    <w:p>
+      <w:pPr>
+        <w:pStyle w:val="ListParagraph"/>
+        <w:numPr>
+          <w:ilvl w:val="0"/>
+          <w:numId w:val="7"/>
+        </w:numPr>
+        <w:autoSpaceDE w:val="0"/>
+        <w:autoSpaceDN w:val="0"/>
+        <w:adjustRightInd w:val="0"/>
+        <w:spacing w:after="0" w:line="360" w:lineRule="auto"/>
+        <w:jc w:val="both"/>
+        <w:rPr>
+          <w:rFonts w:ascii="Arial" w:hAnsi="Arial" w:cs="Arial"/>
+          <w:sz w:val="24"/>
+          <w:szCs w:val="24"/>
+          <w:lang w:val="en-US"/>
+        </w:rPr>
+      </w:pPr>
+      <w:r>
+        <w:rPr>
+          <w:rFonts w:ascii="Arial" w:hAnsi="Arial" w:cs="Arial"/>
+          <w:sz w:val="24"/>
+          <w:szCs w:val="24"/>
+          <w:lang w:val="en-US"/>
+        </w:rPr>
+        <w:t>Clear explanation of results and relevance to the data (0.4 points).</w:t>
       </w:r>
     </w:p>
     <w:p>
@@ -1973,7 +2218,23 @@
     </w:p>
     <w:p>
       <w:pPr>
-        <w:pStyle w:val="Prrafodelista"/>
+        <w:pStyle w:val="ListParagraph"/>
+        <w:autoSpaceDE w:val="0"/>
+        <w:autoSpaceDN w:val="0"/>
+        <w:adjustRightInd w:val="0"/>
+        <w:spacing w:after="0" w:line="360" w:lineRule="auto"/>
+        <w:jc w:val="both"/>
+        <w:rPr>
+          <w:rFonts w:ascii="HelveticaNeue-Light" w:hAnsi="HelveticaNeue-Light" w:cs="HelveticaNeue-Light"/>
+          <w:sz w:val="24"/>
+          <w:szCs w:val="24"/>
+          <w:lang w:val="en-US"/>
+        </w:rPr>
+      </w:pPr>
+    </w:p>
+    <w:p>
+      <w:pPr>
+        <w:pStyle w:val="ListParagraph"/>
         <w:autoSpaceDE w:val="0"/>
         <w:autoSpaceDN w:val="0"/>
         <w:adjustRightInd w:val="0"/>
@@ -2047,14 +2308,14 @@
   <w:footnote w:id="1">
     <w:p>
       <w:pPr>
-        <w:pStyle w:val="Textonotapie"/>
-        <w:rPr>
-          <w:lang w:val="en-US"/>
-        </w:rPr>
-      </w:pPr>
-      <w:r>
-        <w:rPr>
-          <w:rStyle w:val="Refdenotaalpie"/>
+        <w:pStyle w:val="FootnoteText"/>
+        <w:rPr>
+          <w:lang w:val="en-US"/>
+        </w:rPr>
+      </w:pPr>
+      <w:r>
+        <w:rPr>
+          <w:rStyle w:val="FootnoteReference"/>
         </w:rPr>
         <w:footnoteRef/>
       </w:r>
@@ -2062,51 +2323,13 @@
         <w:rPr>
           <w:lang w:val="en-US"/>
         </w:rPr>
-        <w:t xml:space="preserve"> </w:t>
-      </w:r>
-      <w:r>
-        <w:rPr>
-          <w:lang w:val="en-US"/>
-        </w:rPr>
-        <w:t>If you decide to work in</w:t>
-      </w:r>
-      <w:r>
-        <w:rPr>
-          <w:lang w:val="en-US"/>
-        </w:rPr>
-        <w:t xml:space="preserve"> </w:t>
-      </w:r>
-      <w:proofErr w:type="spellStart"/>
-      <w:r>
-        <w:rPr>
-          <w:lang w:val="en-US"/>
-        </w:rPr>
-        <w:t>Matlab</w:t>
-      </w:r>
-      <w:proofErr w:type="spellEnd"/>
-      <w:r>
-        <w:rPr>
-          <w:lang w:val="en-US"/>
-        </w:rPr>
-        <w:t xml:space="preserve"> against the</w:t>
-      </w:r>
-      <w:r>
-        <w:rPr>
-          <w:lang w:val="en-US"/>
-        </w:rPr>
-        <w:t xml:space="preserve"> course’s</w:t>
-      </w:r>
-      <w:r>
-        <w:rPr>
-          <w:lang w:val="en-US"/>
-        </w:rPr>
-        <w:t xml:space="preserve"> recommendation, you can use the live script option in MLX format</w:t>
-      </w:r>
-      <w:r>
-        <w:rPr>
-          <w:lang w:val="en-US"/>
-        </w:rPr>
-        <w:t>.</w:t>
+        <w:t xml:space="preserve"> If you decide to work in</w:t>
+      </w:r>
+      <w:r>
+        <w:rPr>
+          <w:lang w:val="en-US"/>
+        </w:rPr>
+        <w:t xml:space="preserve"> Matlab against the course’s recommendation, you can use the live script option in MLX format.</w:t>
       </w:r>
     </w:p>
   </w:footnote>
@@ -3216,13 +3439,13 @@
     <w:name w:val="Normal"/>
     <w:qFormat/>
   </w:style>
-  <w:style w:type="character" w:default="1" w:styleId="Fuentedeprrafopredeter">
+  <w:style w:type="character" w:default="1" w:styleId="DefaultParagraphFont">
     <w:name w:val="Default Paragraph Font"/>
     <w:uiPriority w:val="1"/>
     <w:semiHidden/>
     <w:unhideWhenUsed/>
   </w:style>
-  <w:style w:type="table" w:default="1" w:styleId="Tablanormal">
+  <w:style w:type="table" w:default="1" w:styleId="TableNormal">
     <w:name w:val="Normal Table"/>
     <w:uiPriority w:val="99"/>
     <w:semiHidden/>
@@ -3237,13 +3460,13 @@
       </w:tblCellMar>
     </w:tblPr>
   </w:style>
-  <w:style w:type="numbering" w:default="1" w:styleId="Sinlista">
+  <w:style w:type="numbering" w:default="1" w:styleId="NoList">
     <w:name w:val="No List"/>
     <w:uiPriority w:val="99"/>
     <w:semiHidden/>
     <w:unhideWhenUsed/>
   </w:style>
-  <w:style w:type="paragraph" w:styleId="Prrafodelista">
+  <w:style w:type="paragraph" w:styleId="ListParagraph">
     <w:name w:val="List Paragraph"/>
     <w:basedOn w:val="Normal"/>
     <w:uiPriority w:val="34"/>
@@ -3254,10 +3477,10 @@
       <w:contextualSpacing/>
     </w:pPr>
   </w:style>
-  <w:style w:type="paragraph" w:styleId="Textonotapie">
+  <w:style w:type="paragraph" w:styleId="FootnoteText">
     <w:name w:val="footnote text"/>
     <w:basedOn w:val="Normal"/>
-    <w:link w:val="TextonotapieCar"/>
+    <w:link w:val="FootnoteTextChar"/>
     <w:uiPriority w:val="99"/>
     <w:semiHidden/>
     <w:unhideWhenUsed/>
@@ -3270,10 +3493,10 @@
       <w:szCs w:val="20"/>
     </w:rPr>
   </w:style>
-  <w:style w:type="character" w:customStyle="1" w:styleId="TextonotapieCar">
-    <w:name w:val="Texto nota pie Car"/>
-    <w:basedOn w:val="Fuentedeprrafopredeter"/>
-    <w:link w:val="Textonotapie"/>
+  <w:style w:type="character" w:customStyle="1" w:styleId="FootnoteTextChar">
+    <w:name w:val="Footnote Text Char"/>
+    <w:basedOn w:val="DefaultParagraphFont"/>
+    <w:link w:val="FootnoteText"/>
     <w:uiPriority w:val="99"/>
     <w:semiHidden/>
     <w:rsid w:val="005C4DA8"/>
@@ -3282,9 +3505,9 @@
       <w:szCs w:val="20"/>
     </w:rPr>
   </w:style>
-  <w:style w:type="character" w:styleId="Refdenotaalpie">
+  <w:style w:type="character" w:styleId="FootnoteReference">
     <w:name w:val="footnote reference"/>
-    <w:basedOn w:val="Fuentedeprrafopredeter"/>
+    <w:basedOn w:val="DefaultParagraphFont"/>
     <w:uiPriority w:val="99"/>
     <w:semiHidden/>
     <w:unhideWhenUsed/>
@@ -3293,9 +3516,9 @@
       <w:vertAlign w:val="superscript"/>
     </w:rPr>
   </w:style>
-  <w:style w:type="character" w:styleId="Hipervnculo">
+  <w:style w:type="character" w:styleId="Hyperlink">
     <w:name w:val="Hyperlink"/>
-    <w:basedOn w:val="Fuentedeprrafopredeter"/>
+    <w:basedOn w:val="DefaultParagraphFont"/>
     <w:uiPriority w:val="99"/>
     <w:unhideWhenUsed/>
     <w:rsid w:val="00E47D12"/>
@@ -3304,9 +3527,9 @@
       <w:u w:val="single"/>
     </w:rPr>
   </w:style>
-  <w:style w:type="character" w:styleId="Mencinsinresolver">
+  <w:style w:type="character" w:styleId="UnresolvedMention">
     <w:name w:val="Unresolved Mention"/>
-    <w:basedOn w:val="Fuentedeprrafopredeter"/>
+    <w:basedOn w:val="DefaultParagraphFont"/>
     <w:uiPriority w:val="99"/>
     <w:semiHidden/>
     <w:unhideWhenUsed/>
